--- a/templates/docs/agreement_request_template.docx
+++ b/templates/docs/agreement_request_template.docx
@@ -153,9 +153,9 @@
       </w:tblPr>
       <w:tblGrid>
         <w:gridCol w:w="1173"/>
-        <w:gridCol w:w="4196"/>
+        <w:gridCol w:w="4195"/>
         <w:gridCol w:w="1173"/>
-        <w:gridCol w:w="4220"/>
+        <w:gridCol w:w="4221"/>
       </w:tblGrid>
       <w:tr>
         <w:trPr>
@@ -360,16 +360,7 @@
                 <w:szCs w:val="20"/>
                 <w:lang w:val="en-US"/>
               </w:rPr>
-              <w:t xml:space="preserve"> </w:t>
-            </w:r>
-            <w:r>
-              <w:rPr>
-                <w:rFonts w:ascii="Arial" w:hAnsi="Arial" w:cs="Arial"/>
-                <w:sz w:val="20"/>
-                <w:szCs w:val="20"/>
-                <w:lang w:val="en-US"/>
-              </w:rPr>
-              <w:t>un</w:t>
+              <w:t xml:space="preserve"> un</w:t>
             </w:r>
             <w:r>
               <w:rPr>
@@ -710,6 +701,26 @@
                 <w:rFonts w:ascii="Arial" w:hAnsi="Arial" w:cs="Arial"/>
                 <w:sz w:val="20"/>
                 <w:szCs w:val="20"/>
+                <w:lang w:val="en-US"/>
+              </w:rPr>
+            </w:pPr>
+            <w:r>
+              <w:rPr>
+                <w:rFonts w:ascii="Arial" w:hAnsi="Arial" w:cs="Arial"/>
+                <w:sz w:val="20"/>
+                <w:szCs w:val="20"/>
+                <w:lang w:val="en-US"/>
+              </w:rPr>
+              <w:t>{{ loading_contact_name }}</w:t>
+            </w:r>
+          </w:p>
+          <w:p>
+            <w:pPr>
+              <w:rPr>
+                <w:rFonts w:ascii="Arial" w:hAnsi="Arial" w:cs="Arial"/>
+                <w:sz w:val="20"/>
+                <w:szCs w:val="20"/>
+                <w:lang w:val="en-US"/>
               </w:rPr>
             </w:pPr>
           </w:p>
@@ -756,6 +767,25 @@
             <w:shd w:val="clear" w:color="auto" w:fill="auto"/>
             <w:vAlign w:val="center"/>
           </w:tcPr>
+          <w:p>
+            <w:pPr>
+              <w:rPr>
+                <w:rFonts w:ascii="Arial" w:hAnsi="Arial" w:cs="Arial"/>
+                <w:sz w:val="20"/>
+                <w:szCs w:val="20"/>
+                <w:lang w:val="en-US"/>
+              </w:rPr>
+            </w:pPr>
+            <w:r>
+              <w:rPr>
+                <w:rFonts w:ascii="Arial" w:hAnsi="Arial" w:cs="Arial"/>
+                <w:sz w:val="20"/>
+                <w:szCs w:val="20"/>
+                <w:lang w:val="en-US"/>
+              </w:rPr>
+              <w:t>{{ unloading_contact_name }}</w:t>
+            </w:r>
+          </w:p>
           <w:p>
             <w:pPr>
               <w:rPr>
@@ -811,6 +841,25 @@
                 <w:rFonts w:ascii="Arial" w:hAnsi="Arial" w:cs="Arial"/>
                 <w:sz w:val="20"/>
                 <w:szCs w:val="20"/>
+                <w:lang w:val="en-US"/>
+              </w:rPr>
+            </w:pPr>
+            <w:r>
+              <w:rPr>
+                <w:rFonts w:ascii="Arial" w:hAnsi="Arial" w:cs="Arial"/>
+                <w:sz w:val="20"/>
+                <w:szCs w:val="20"/>
+                <w:lang w:val="en-US"/>
+              </w:rPr>
+              <w:t>{{ loading_contact_phone }}</w:t>
+            </w:r>
+          </w:p>
+          <w:p>
+            <w:pPr>
+              <w:rPr>
+                <w:rFonts w:ascii="Arial" w:hAnsi="Arial" w:cs="Arial"/>
+                <w:sz w:val="20"/>
+                <w:szCs w:val="20"/>
               </w:rPr>
             </w:pPr>
           </w:p>
@@ -856,6 +905,15 @@
                 <w:szCs w:val="20"/>
               </w:rPr>
             </w:pPr>
+            <w:r>
+              <w:rPr>
+                <w:rFonts w:ascii="Arial" w:hAnsi="Arial" w:cs="Arial"/>
+                <w:sz w:val="20"/>
+                <w:szCs w:val="20"/>
+                <w:lang w:val="en-US"/>
+              </w:rPr>
+              <w:t>{{ unloading_contact_phone }}</w:t>
+            </w:r>
           </w:p>
         </w:tc>
       </w:tr>
@@ -1568,16 +1626,7 @@
                 <w:szCs w:val="20"/>
                 <w:lang w:val="en-US"/>
               </w:rPr>
-              <w:t xml:space="preserve">{{ </w:t>
-            </w:r>
-            <w:r>
-              <w:rPr>
-                <w:rFonts w:ascii="Arial" w:hAnsi="Arial" w:cs="Arial"/>
-                <w:sz w:val="20"/>
-                <w:szCs w:val="20"/>
-                <w:lang w:val="en-US"/>
-              </w:rPr>
-              <w:t>un</w:t>
+              <w:t>{{ un</w:t>
             </w:r>
             <w:r>
               <w:rPr>
@@ -1678,25 +1727,7 @@
                 <w:szCs w:val="20"/>
                 <w:lang w:val="en-US"/>
               </w:rPr>
-              <w:t xml:space="preserve">{{ </w:t>
-            </w:r>
-            <w:r>
-              <w:rPr>
-                <w:rFonts w:ascii="Arial" w:hAnsi="Arial" w:cs="Arial"/>
-                <w:sz w:val="20"/>
-                <w:szCs w:val="20"/>
-                <w:lang w:val="en-US"/>
-              </w:rPr>
-              <w:t>client_cost</w:t>
-            </w:r>
-            <w:r>
-              <w:rPr>
-                <w:rFonts w:ascii="Arial" w:hAnsi="Arial" w:cs="Arial"/>
-                <w:sz w:val="20"/>
-                <w:szCs w:val="20"/>
-                <w:lang w:val="en-US"/>
-              </w:rPr>
-              <w:t xml:space="preserve"> }}</w:t>
+              <w:t>{{ client_cost }}</w:t>
             </w:r>
           </w:p>
         </w:tc>
@@ -2059,15 +2090,7 @@
                 <w:sz w:val="20"/>
                 <w:szCs w:val="20"/>
               </w:rPr>
-              <w:t xml:space="preserve"> </w:t>
-            </w:r>
-            <w:r>
-              <w:rPr>
-                <w:rFonts w:ascii="Arial" w:hAnsi="Arial" w:cs="Arial"/>
-                <w:sz w:val="20"/>
-                <w:szCs w:val="20"/>
-              </w:rPr>
-              <w:t xml:space="preserve">{{  </w:t>
+              <w:t xml:space="preserve"> {{  </w:t>
             </w:r>
             <w:r>
               <w:rPr>
@@ -2368,26 +2391,74 @@
                 <w:rFonts w:ascii="Arial" w:hAnsi="Arial" w:cs="Arial"/>
                 <w:sz w:val="16"/>
                 <w:szCs w:val="16"/>
-                <w:lang w:val="en-US"/>
-              </w:rPr>
-            </w:pPr>
-            <w:r>
-              <w:rPr>
-                <w:rFonts w:ascii="Arial" w:hAnsi="Arial" w:cs="Arial"/>
-                <w:sz w:val="16"/>
-                <w:szCs w:val="16"/>
-                <w:lang w:val="en-US"/>
-              </w:rPr>
-              <w:t>{{ client.short_name }}</w:t>
-            </w:r>
-          </w:p>
-          <w:p>
-            <w:pPr>
-              <w:rPr>
-                <w:rFonts w:ascii="Arial" w:hAnsi="Arial" w:cs="Arial"/>
-                <w:sz w:val="16"/>
-                <w:szCs w:val="16"/>
-                <w:lang w:val="en-US"/>
+              </w:rPr>
+            </w:pPr>
+            <w:r>
+              <w:rPr>
+                <w:rFonts w:ascii="Arial" w:hAnsi="Arial" w:cs="Arial"/>
+                <w:sz w:val="16"/>
+                <w:szCs w:val="16"/>
+              </w:rPr>
+              <w:t xml:space="preserve">{{ </w:t>
+            </w:r>
+            <w:r>
+              <w:rPr>
+                <w:rFonts w:ascii="Arial" w:hAnsi="Arial" w:cs="Arial"/>
+                <w:sz w:val="16"/>
+                <w:szCs w:val="16"/>
+                <w:lang w:val="en-US"/>
+              </w:rPr>
+              <w:t>client</w:t>
+            </w:r>
+            <w:r>
+              <w:rPr>
+                <w:rFonts w:ascii="Arial" w:hAnsi="Arial" w:cs="Arial"/>
+                <w:sz w:val="16"/>
+                <w:szCs w:val="16"/>
+              </w:rPr>
+              <w:t>.</w:t>
+            </w:r>
+            <w:r>
+              <w:rPr>
+                <w:rFonts w:ascii="Arial" w:hAnsi="Arial" w:cs="Arial"/>
+                <w:sz w:val="16"/>
+                <w:szCs w:val="16"/>
+                <w:lang w:val="en-US"/>
+              </w:rPr>
+              <w:t>short</w:t>
+            </w:r>
+            <w:r>
+              <w:rPr>
+                <w:rFonts w:ascii="Arial" w:hAnsi="Arial" w:cs="Arial"/>
+                <w:sz w:val="16"/>
+                <w:szCs w:val="16"/>
+              </w:rPr>
+              <w:t>_</w:t>
+            </w:r>
+            <w:r>
+              <w:rPr>
+                <w:rFonts w:ascii="Arial" w:hAnsi="Arial" w:cs="Arial"/>
+                <w:sz w:val="16"/>
+                <w:szCs w:val="16"/>
+                <w:lang w:val="en-US"/>
+              </w:rPr>
+              <w:t>name</w:t>
+            </w:r>
+            <w:r>
+              <w:rPr>
+                <w:rFonts w:ascii="Arial" w:hAnsi="Arial" w:cs="Arial"/>
+                <w:sz w:val="16"/>
+                <w:szCs w:val="16"/>
+              </w:rPr>
+              <w:t xml:space="preserve"> }}</w:t>
+            </w:r>
+          </w:p>
+          <w:p>
+            <w:pPr>
+              <w:rPr>
+                <w:rFonts w:ascii="Arial" w:hAnsi="Arial" w:cs="Arial"/>
+                <w:sz w:val="16"/>
+                <w:szCs w:val="16"/>
               </w:rPr>
             </w:pPr>
             <w:r>
@@ -2403,7 +2474,57 @@
                 <w:rFonts w:ascii="Arial" w:hAnsi="Arial" w:cs="Arial"/>
                 <w:sz w:val="16"/>
                 <w:szCs w:val="16"/>
-                <w:lang w:val="en-US"/>
+              </w:rPr>
+              <w:t xml:space="preserve"> {{ </w:t>
+            </w:r>
+            <w:r>
+              <w:rPr>
+                <w:rFonts w:ascii="Arial" w:hAnsi="Arial" w:cs="Arial"/>
+                <w:sz w:val="16"/>
+                <w:szCs w:val="16"/>
+                <w:lang w:val="en-US"/>
+              </w:rPr>
+              <w:t>client</w:t>
+            </w:r>
+            <w:r>
+              <w:rPr>
+                <w:rFonts w:ascii="Arial" w:hAnsi="Arial" w:cs="Arial"/>
+                <w:sz w:val="16"/>
+                <w:szCs w:val="16"/>
+              </w:rPr>
+              <w:t>.</w:t>
+            </w:r>
+            <w:r>
+              <w:rPr>
+                <w:rFonts w:ascii="Arial" w:hAnsi="Arial" w:cs="Arial"/>
+                <w:sz w:val="16"/>
+                <w:szCs w:val="16"/>
+                <w:lang w:val="en-US"/>
+              </w:rPr>
+              <w:t>inn</w:t>
+            </w:r>
+            <w:r>
+              <w:rPr>
+                <w:rFonts w:ascii="Arial" w:hAnsi="Arial" w:cs="Arial"/>
+                <w:sz w:val="16"/>
+                <w:szCs w:val="16"/>
+              </w:rPr>
+              <w:t xml:space="preserve"> }} {% </w:t>
+            </w:r>
+            <w:r>
+              <w:rPr>
+                <w:rFonts w:ascii="Arial" w:hAnsi="Arial" w:cs="Arial"/>
+                <w:sz w:val="16"/>
+                <w:szCs w:val="16"/>
+                <w:lang w:val="en-US"/>
+              </w:rPr>
+              <w:t>if</w:t>
+            </w:r>
+            <w:r>
+              <w:rPr>
+                <w:rFonts w:ascii="Arial" w:hAnsi="Arial" w:cs="Arial"/>
+                <w:sz w:val="16"/>
+                <w:szCs w:val="16"/>
               </w:rPr>
               <w:t xml:space="preserve"> </w:t>
             </w:r>
@@ -2414,14 +2535,122 @@
                 <w:szCs w:val="16"/>
                 <w:lang w:val="en-US"/>
               </w:rPr>
-              <w:t>{{ client.inn }}</w:t>
-            </w:r>
-            <w:r>
-              <w:rPr>
-                <w:rFonts w:ascii="Arial" w:hAnsi="Arial" w:cs="Arial"/>
-                <w:sz w:val="16"/>
-                <w:szCs w:val="16"/>
-                <w:lang w:val="en-US"/>
+              <w:t>client</w:t>
+            </w:r>
+            <w:r>
+              <w:rPr>
+                <w:rFonts w:ascii="Arial" w:hAnsi="Arial" w:cs="Arial"/>
+                <w:sz w:val="16"/>
+                <w:szCs w:val="16"/>
+              </w:rPr>
+              <w:t>.</w:t>
+            </w:r>
+            <w:r>
+              <w:rPr>
+                <w:rFonts w:ascii="Arial" w:hAnsi="Arial" w:cs="Arial"/>
+                <w:sz w:val="16"/>
+                <w:szCs w:val="16"/>
+                <w:lang w:val="en-US"/>
+              </w:rPr>
+              <w:t>kpp</w:t>
+            </w:r>
+            <w:r>
+              <w:rPr>
+                <w:rFonts w:ascii="Arial" w:hAnsi="Arial" w:cs="Arial"/>
+                <w:sz w:val="16"/>
+                <w:szCs w:val="16"/>
+              </w:rPr>
+              <w:t xml:space="preserve"> %}</w:t>
+            </w:r>
+            <w:r>
+              <w:rPr>
+                <w:rFonts w:ascii="Arial" w:hAnsi="Arial" w:cs="Arial"/>
+                <w:sz w:val="16"/>
+                <w:szCs w:val="16"/>
+              </w:rPr>
+              <w:t>КПП</w:t>
+            </w:r>
+            <w:r>
+              <w:rPr>
+                <w:rFonts w:ascii="Arial" w:hAnsi="Arial" w:cs="Arial"/>
+                <w:sz w:val="16"/>
+                <w:szCs w:val="16"/>
+              </w:rPr>
+              <w:t xml:space="preserve"> {{ </w:t>
+            </w:r>
+            <w:r>
+              <w:rPr>
+                <w:rFonts w:ascii="Arial" w:hAnsi="Arial" w:cs="Arial"/>
+                <w:sz w:val="16"/>
+                <w:szCs w:val="16"/>
+                <w:lang w:val="en-US"/>
+              </w:rPr>
+              <w:t>client</w:t>
+            </w:r>
+            <w:r>
+              <w:rPr>
+                <w:rFonts w:ascii="Arial" w:hAnsi="Arial" w:cs="Arial"/>
+                <w:sz w:val="16"/>
+                <w:szCs w:val="16"/>
+              </w:rPr>
+              <w:t>.</w:t>
+            </w:r>
+            <w:r>
+              <w:rPr>
+                <w:rFonts w:ascii="Arial" w:hAnsi="Arial" w:cs="Arial"/>
+                <w:sz w:val="16"/>
+                <w:szCs w:val="16"/>
+                <w:lang w:val="en-US"/>
+              </w:rPr>
+              <w:t>kpp</w:t>
+            </w:r>
+            <w:r>
+              <w:rPr>
+                <w:rFonts w:ascii="Arial" w:hAnsi="Arial" w:cs="Arial"/>
+                <w:sz w:val="16"/>
+                <w:szCs w:val="16"/>
+              </w:rPr>
+              <w:t xml:space="preserve"> }}{% </w:t>
+            </w:r>
+            <w:r>
+              <w:rPr>
+                <w:rFonts w:ascii="Arial" w:hAnsi="Arial" w:cs="Arial"/>
+                <w:sz w:val="16"/>
+                <w:szCs w:val="16"/>
+                <w:lang w:val="en-US"/>
+              </w:rPr>
+              <w:t>endif</w:t>
+            </w:r>
+            <w:r>
+              <w:rPr>
+                <w:rFonts w:ascii="Arial" w:hAnsi="Arial" w:cs="Arial"/>
+                <w:sz w:val="16"/>
+                <w:szCs w:val="16"/>
+              </w:rPr>
+              <w:t xml:space="preserve"> %}</w:t>
+            </w:r>
+          </w:p>
+          <w:p>
+            <w:pPr>
+              <w:rPr>
+                <w:rFonts w:ascii="Arial" w:hAnsi="Arial" w:cs="Arial"/>
+                <w:sz w:val="16"/>
+                <w:szCs w:val="16"/>
+              </w:rPr>
+            </w:pPr>
+            <w:r>
+              <w:rPr>
+                <w:rFonts w:ascii="Arial" w:hAnsi="Arial" w:cs="Arial"/>
+                <w:sz w:val="16"/>
+                <w:szCs w:val="16"/>
+              </w:rPr>
+              <w:t>ОГРН</w:t>
+            </w:r>
+            <w:r>
+              <w:rPr>
+                <w:rFonts w:ascii="Arial" w:hAnsi="Arial" w:cs="Arial"/>
+                <w:sz w:val="16"/>
+                <w:szCs w:val="16"/>
               </w:rPr>
               <w:t xml:space="preserve"> </w:t>
             </w:r>
@@ -2430,17 +2659,137 @@
                 <w:rFonts w:ascii="Arial" w:hAnsi="Arial" w:cs="Arial"/>
                 <w:sz w:val="16"/>
                 <w:szCs w:val="16"/>
-                <w:lang w:val="en-US"/>
-              </w:rPr>
-              <w:t>{% if client.kpp %}</w:t>
-            </w:r>
-            <w:r>
-              <w:rPr>
-                <w:rFonts w:ascii="Arial" w:hAnsi="Arial" w:cs="Arial"/>
-                <w:sz w:val="16"/>
-                <w:szCs w:val="16"/>
-              </w:rPr>
-              <w:t>КПП</w:t>
+              </w:rPr>
+              <w:t xml:space="preserve">{{ </w:t>
+            </w:r>
+            <w:r>
+              <w:rPr>
+                <w:rFonts w:ascii="Arial" w:hAnsi="Arial" w:cs="Arial"/>
+                <w:sz w:val="16"/>
+                <w:szCs w:val="16"/>
+                <w:lang w:val="en-US"/>
+              </w:rPr>
+              <w:t>client</w:t>
+            </w:r>
+            <w:r>
+              <w:rPr>
+                <w:rFonts w:ascii="Arial" w:hAnsi="Arial" w:cs="Arial"/>
+                <w:sz w:val="16"/>
+                <w:szCs w:val="16"/>
+              </w:rPr>
+              <w:t>.</w:t>
+            </w:r>
+            <w:r>
+              <w:rPr>
+                <w:rFonts w:ascii="Arial" w:hAnsi="Arial" w:cs="Arial"/>
+                <w:sz w:val="16"/>
+                <w:szCs w:val="16"/>
+                <w:lang w:val="en-US"/>
+              </w:rPr>
+              <w:t>ogrn</w:t>
+            </w:r>
+            <w:r>
+              <w:rPr>
+                <w:rFonts w:ascii="Arial" w:hAnsi="Arial" w:cs="Arial"/>
+                <w:sz w:val="16"/>
+                <w:szCs w:val="16"/>
+              </w:rPr>
+              <w:t xml:space="preserve"> }}</w:t>
+            </w:r>
+          </w:p>
+          <w:p>
+            <w:pPr>
+              <w:rPr>
+                <w:rFonts w:ascii="Arial" w:hAnsi="Arial" w:cs="Arial"/>
+                <w:sz w:val="16"/>
+                <w:szCs w:val="16"/>
+              </w:rPr>
+            </w:pPr>
+            <w:r>
+              <w:rPr>
+                <w:rFonts w:ascii="Arial" w:hAnsi="Arial" w:cs="Arial"/>
+                <w:sz w:val="16"/>
+                <w:szCs w:val="16"/>
+              </w:rPr>
+              <w:t>А</w:t>
+            </w:r>
+            <w:r>
+              <w:rPr>
+                <w:rFonts w:ascii="Arial" w:hAnsi="Arial" w:cs="Arial"/>
+                <w:sz w:val="16"/>
+                <w:szCs w:val="16"/>
+              </w:rPr>
+              <w:t xml:space="preserve">дрес: </w:t>
+            </w:r>
+            <w:r>
+              <w:rPr>
+                <w:rFonts w:ascii="Arial" w:hAnsi="Arial" w:cs="Arial"/>
+                <w:sz w:val="16"/>
+                <w:szCs w:val="16"/>
+              </w:rPr>
+              <w:t xml:space="preserve">{{ </w:t>
+            </w:r>
+            <w:r>
+              <w:rPr>
+                <w:rFonts w:ascii="Arial" w:hAnsi="Arial" w:cs="Arial"/>
+                <w:sz w:val="16"/>
+                <w:szCs w:val="16"/>
+                <w:lang w:val="en-US"/>
+              </w:rPr>
+              <w:t>client</w:t>
+            </w:r>
+            <w:r>
+              <w:rPr>
+                <w:rFonts w:ascii="Arial" w:hAnsi="Arial" w:cs="Arial"/>
+                <w:sz w:val="16"/>
+                <w:szCs w:val="16"/>
+              </w:rPr>
+              <w:t>.</w:t>
+            </w:r>
+            <w:r>
+              <w:rPr>
+                <w:rFonts w:ascii="Arial" w:hAnsi="Arial" w:cs="Arial"/>
+                <w:sz w:val="16"/>
+                <w:szCs w:val="16"/>
+                <w:lang w:val="en-US"/>
+              </w:rPr>
+              <w:t>address</w:t>
+            </w:r>
+            <w:r>
+              <w:rPr>
+                <w:rFonts w:ascii="Arial" w:hAnsi="Arial" w:cs="Arial"/>
+                <w:sz w:val="16"/>
+                <w:szCs w:val="16"/>
+              </w:rPr>
+              <w:t xml:space="preserve"> }}</w:t>
+            </w:r>
+          </w:p>
+          <w:p>
+            <w:pPr>
+              <w:rPr>
+                <w:rFonts w:ascii="Arial" w:hAnsi="Arial" w:cs="Arial"/>
+                <w:sz w:val="16"/>
+                <w:szCs w:val="16"/>
+                <w:lang w:val="en-US"/>
+              </w:rPr>
+            </w:pPr>
+            <w:r>
+              <w:rPr>
+                <w:rFonts w:ascii="Arial" w:hAnsi="Arial" w:cs="Arial"/>
+                <w:sz w:val="16"/>
+                <w:szCs w:val="16"/>
+                <w:lang w:val="en-US"/>
+              </w:rPr>
+              <w:t xml:space="preserve">{% </w:t>
+            </w:r>
+            <w:r>
+              <w:rPr>
+                <w:rFonts w:ascii="Arial" w:hAnsi="Arial" w:cs="Arial"/>
+                <w:sz w:val="16"/>
+                <w:szCs w:val="16"/>
+                <w:lang w:val="en-US"/>
+              </w:rPr>
+              <w:t>if</w:t>
             </w:r>
             <w:r>
               <w:rPr>
@@ -2458,48 +2807,6 @@
                 <w:szCs w:val="16"/>
                 <w:lang w:val="en-US"/>
               </w:rPr>
-              <w:t>{{ client.kpp }}{% endif %}</w:t>
-            </w:r>
-          </w:p>
-          <w:p>
-            <w:pPr>
-              <w:rPr>
-                <w:rFonts w:ascii="Arial" w:hAnsi="Arial" w:cs="Arial"/>
-                <w:sz w:val="16"/>
-                <w:szCs w:val="16"/>
-              </w:rPr>
-            </w:pPr>
-            <w:r>
-              <w:rPr>
-                <w:rFonts w:ascii="Arial" w:hAnsi="Arial" w:cs="Arial"/>
-                <w:sz w:val="16"/>
-                <w:szCs w:val="16"/>
-              </w:rPr>
-              <w:t>ОГРН</w:t>
-            </w:r>
-            <w:r>
-              <w:rPr>
-                <w:rFonts w:ascii="Arial" w:hAnsi="Arial" w:cs="Arial"/>
-                <w:sz w:val="16"/>
-                <w:szCs w:val="16"/>
-              </w:rPr>
-              <w:t xml:space="preserve"> </w:t>
-            </w:r>
-            <w:r>
-              <w:rPr>
-                <w:rFonts w:ascii="Arial" w:hAnsi="Arial" w:cs="Arial"/>
-                <w:sz w:val="16"/>
-                <w:szCs w:val="16"/>
-              </w:rPr>
-              <w:t xml:space="preserve">{{ </w:t>
-            </w:r>
-            <w:r>
-              <w:rPr>
-                <w:rFonts w:ascii="Arial" w:hAnsi="Arial" w:cs="Arial"/>
-                <w:sz w:val="16"/>
-                <w:szCs w:val="16"/>
-                <w:lang w:val="en-US"/>
-              </w:rPr>
               <w:t>client</w:t>
             </w:r>
             <w:r>
@@ -2507,6 +2814,7 @@
                 <w:rFonts w:ascii="Arial" w:hAnsi="Arial" w:cs="Arial"/>
                 <w:sz w:val="16"/>
                 <w:szCs w:val="16"/>
+                <w:lang w:val="en-US"/>
               </w:rPr>
               <w:t>.</w:t>
             </w:r>
@@ -2517,145 +2825,6 @@
                 <w:szCs w:val="16"/>
                 <w:lang w:val="en-US"/>
               </w:rPr>
-              <w:t>ogrn</w:t>
-            </w:r>
-            <w:r>
-              <w:rPr>
-                <w:rFonts w:ascii="Arial" w:hAnsi="Arial" w:cs="Arial"/>
-                <w:sz w:val="16"/>
-                <w:szCs w:val="16"/>
-              </w:rPr>
-              <w:t xml:space="preserve"> }}</w:t>
-            </w:r>
-          </w:p>
-          <w:p>
-            <w:pPr>
-              <w:rPr>
-                <w:rFonts w:ascii="Arial" w:hAnsi="Arial" w:cs="Arial"/>
-                <w:sz w:val="16"/>
-                <w:szCs w:val="16"/>
-              </w:rPr>
-            </w:pPr>
-            <w:r>
-              <w:rPr>
-                <w:rFonts w:ascii="Arial" w:hAnsi="Arial" w:cs="Arial"/>
-                <w:sz w:val="16"/>
-                <w:szCs w:val="16"/>
-              </w:rPr>
-              <w:t>А</w:t>
-            </w:r>
-            <w:r>
-              <w:rPr>
-                <w:rFonts w:ascii="Arial" w:hAnsi="Arial" w:cs="Arial"/>
-                <w:sz w:val="16"/>
-                <w:szCs w:val="16"/>
-              </w:rPr>
-              <w:t xml:space="preserve">дрес: </w:t>
-            </w:r>
-            <w:r>
-              <w:rPr>
-                <w:rFonts w:ascii="Arial" w:hAnsi="Arial" w:cs="Arial"/>
-                <w:sz w:val="16"/>
-                <w:szCs w:val="16"/>
-              </w:rPr>
-              <w:t xml:space="preserve">{{ </w:t>
-            </w:r>
-            <w:r>
-              <w:rPr>
-                <w:rFonts w:ascii="Arial" w:hAnsi="Arial" w:cs="Arial"/>
-                <w:sz w:val="16"/>
-                <w:szCs w:val="16"/>
-                <w:lang w:val="en-US"/>
-              </w:rPr>
-              <w:t>client</w:t>
-            </w:r>
-            <w:r>
-              <w:rPr>
-                <w:rFonts w:ascii="Arial" w:hAnsi="Arial" w:cs="Arial"/>
-                <w:sz w:val="16"/>
-                <w:szCs w:val="16"/>
-              </w:rPr>
-              <w:t>.</w:t>
-            </w:r>
-            <w:r>
-              <w:rPr>
-                <w:rFonts w:ascii="Arial" w:hAnsi="Arial" w:cs="Arial"/>
-                <w:sz w:val="16"/>
-                <w:szCs w:val="16"/>
-                <w:lang w:val="en-US"/>
-              </w:rPr>
-              <w:t>address</w:t>
-            </w:r>
-            <w:r>
-              <w:rPr>
-                <w:rFonts w:ascii="Arial" w:hAnsi="Arial" w:cs="Arial"/>
-                <w:sz w:val="16"/>
-                <w:szCs w:val="16"/>
-              </w:rPr>
-              <w:t xml:space="preserve"> }}</w:t>
-            </w:r>
-          </w:p>
-          <w:p>
-            <w:pPr>
-              <w:rPr>
-                <w:rFonts w:ascii="Arial" w:hAnsi="Arial" w:cs="Arial"/>
-                <w:sz w:val="16"/>
-                <w:szCs w:val="16"/>
-                <w:lang w:val="en-US"/>
-              </w:rPr>
-            </w:pPr>
-            <w:r>
-              <w:rPr>
-                <w:rFonts w:ascii="Arial" w:hAnsi="Arial" w:cs="Arial"/>
-                <w:sz w:val="16"/>
-                <w:szCs w:val="16"/>
-                <w:lang w:val="en-US"/>
-              </w:rPr>
-              <w:t xml:space="preserve">{% </w:t>
-            </w:r>
-            <w:r>
-              <w:rPr>
-                <w:rFonts w:ascii="Arial" w:hAnsi="Arial" w:cs="Arial"/>
-                <w:sz w:val="16"/>
-                <w:szCs w:val="16"/>
-                <w:lang w:val="en-US"/>
-              </w:rPr>
-              <w:t>if</w:t>
-            </w:r>
-            <w:r>
-              <w:rPr>
-                <w:rFonts w:ascii="Arial" w:hAnsi="Arial" w:cs="Arial"/>
-                <w:sz w:val="16"/>
-                <w:szCs w:val="16"/>
-                <w:lang w:val="en-US"/>
-              </w:rPr>
-              <w:t xml:space="preserve"> </w:t>
-            </w:r>
-            <w:r>
-              <w:rPr>
-                <w:rFonts w:ascii="Arial" w:hAnsi="Arial" w:cs="Arial"/>
-                <w:sz w:val="16"/>
-                <w:szCs w:val="16"/>
-                <w:lang w:val="en-US"/>
-              </w:rPr>
-              <w:t>client</w:t>
-            </w:r>
-            <w:r>
-              <w:rPr>
-                <w:rFonts w:ascii="Arial" w:hAnsi="Arial" w:cs="Arial"/>
-                <w:sz w:val="16"/>
-                <w:szCs w:val="16"/>
-                <w:lang w:val="en-US"/>
-              </w:rPr>
-              <w:t>.</w:t>
-            </w:r>
-            <w:r>
-              <w:rPr>
-                <w:rFonts w:ascii="Arial" w:hAnsi="Arial" w:cs="Arial"/>
-                <w:sz w:val="16"/>
-                <w:szCs w:val="16"/>
-                <w:lang w:val="en-US"/>
-              </w:rPr>
               <w:t>phone</w:t>
             </w:r>
             <w:r>
@@ -2665,16 +2834,7 @@
                 <w:szCs w:val="16"/>
                 <w:lang w:val="en-US"/>
               </w:rPr>
-              <w:t xml:space="preserve"> %}</w:t>
-            </w:r>
-            <w:r>
-              <w:rPr>
-                <w:rFonts w:ascii="Arial" w:hAnsi="Arial" w:cs="Arial"/>
-                <w:sz w:val="16"/>
-                <w:szCs w:val="16"/>
-                <w:lang w:val="en-US"/>
-              </w:rPr>
-              <w:t xml:space="preserve"> </w:t>
+              <w:t xml:space="preserve"> %} </w:t>
             </w:r>
             <w:r>
               <w:rPr>
@@ -3380,25 +3540,7 @@
                 <w:szCs w:val="20"/>
                 <w:lang w:val="en-US"/>
               </w:rPr>
-              <w:t xml:space="preserve">{% if client.director %}{{ </w:t>
-            </w:r>
-            <w:r>
-              <w:rPr>
-                <w:rFonts w:ascii="Arial" w:hAnsi="Arial" w:cs="Arial"/>
-                <w:sz w:val="20"/>
-                <w:szCs w:val="20"/>
-                <w:lang w:val="en-US"/>
-              </w:rPr>
-              <w:t>client.director</w:t>
-            </w:r>
-            <w:r>
-              <w:rPr>
-                <w:rFonts w:ascii="Arial" w:hAnsi="Arial" w:cs="Arial"/>
-                <w:sz w:val="20"/>
-                <w:szCs w:val="20"/>
-                <w:lang w:val="en-US"/>
-              </w:rPr>
-              <w:t xml:space="preserve"> }}</w:t>
+              <w:t>{% if client.director %}{{ client.director }}</w:t>
             </w:r>
             <w:r>
               <w:rPr>

--- a/templates/docs/agreement_request_template.docx
+++ b/templates/docs/agreement_request_template.docx
@@ -1961,6 +1961,14 @@
                 <w:szCs w:val="20"/>
               </w:rPr>
             </w:pPr>
+            <w:r>
+              <w:rPr>
+                <w:rFonts w:ascii="Arial" w:hAnsi="Arial" w:cs="Arial"/>
+                <w:sz w:val="20"/>
+                <w:szCs w:val="20"/>
+              </w:rPr>
+              <w:t>{{ passport_data }}</w:t>
+            </w:r>
           </w:p>
         </w:tc>
       </w:tr>

--- a/templates/docs/agreement_request_template.docx
+++ b/templates/docs/agreement_request_template.docx
@@ -2926,6 +2926,255 @@
               </w:rPr>
             </w:pPr>
           </w:p>
+          <w:p>
+            <w:pPr>
+              <w:rPr>
+                <w:rFonts w:ascii="Arial" w:hAnsi="Arial" w:cs="Arial"/>
+                <w:sz w:val="16"/>
+                <w:szCs w:val="16"/>
+                <w:lang w:val="en-US"/>
+              </w:rPr>
+            </w:pPr>
+            <w:r>
+              <w:rPr>
+                <w:rFonts w:ascii="Arial" w:hAnsi="Arial" w:cs="Arial"/>
+                <w:sz w:val="16"/>
+                <w:szCs w:val="16"/>
+              </w:rPr>
+              <w:t>Р</w:t>
+            </w:r>
+            <w:r>
+              <w:rPr>
+                <w:rFonts w:ascii="Arial" w:hAnsi="Arial" w:cs="Arial"/>
+                <w:sz w:val="16"/>
+                <w:szCs w:val="16"/>
+                <w:lang w:val="en-US"/>
+              </w:rPr>
+              <w:t>/</w:t>
+            </w:r>
+            <w:r>
+              <w:rPr>
+                <w:rFonts w:ascii="Arial" w:hAnsi="Arial" w:cs="Arial"/>
+                <w:sz w:val="16"/>
+                <w:szCs w:val="16"/>
+              </w:rPr>
+              <w:t>с</w:t>
+            </w:r>
+            <w:r>
+              <w:rPr>
+                <w:rFonts w:ascii="Arial" w:hAnsi="Arial" w:cs="Arial"/>
+                <w:sz w:val="16"/>
+                <w:szCs w:val="16"/>
+                <w:lang w:val="en-US"/>
+              </w:rPr>
+              <w:t xml:space="preserve">: </w:t>
+            </w:r>
+            <w:r>
+              <w:rPr>
+                <w:rFonts w:ascii="Arial" w:hAnsi="Arial" w:cs="Arial"/>
+                <w:sz w:val="16"/>
+                <w:szCs w:val="16"/>
+                <w:lang w:val="en-US"/>
+              </w:rPr>
+              <w:t xml:space="preserve">{{ </w:t>
+            </w:r>
+            <w:r>
+              <w:rPr>
+                <w:rFonts w:ascii="Arial" w:hAnsi="Arial" w:cs="Arial"/>
+                <w:sz w:val="16"/>
+                <w:szCs w:val="16"/>
+                <w:lang w:val="en-US"/>
+              </w:rPr>
+              <w:t>own</w:t>
+            </w:r>
+            <w:r>
+              <w:rPr>
+                <w:rFonts w:ascii="Arial" w:hAnsi="Arial" w:cs="Arial"/>
+                <w:sz w:val="16"/>
+                <w:szCs w:val="16"/>
+                <w:lang w:val="en-US"/>
+              </w:rPr>
+              <w:t>_</w:t>
+            </w:r>
+            <w:r>
+              <w:rPr>
+                <w:rFonts w:ascii="Arial" w:hAnsi="Arial" w:cs="Arial"/>
+                <w:sz w:val="16"/>
+                <w:szCs w:val="16"/>
+                <w:lang w:val="en-US"/>
+              </w:rPr>
+              <w:t>rs</w:t>
+            </w:r>
+            <w:r>
+              <w:rPr>
+                <w:rFonts w:ascii="Arial" w:hAnsi="Arial" w:cs="Arial"/>
+                <w:sz w:val="16"/>
+                <w:szCs w:val="16"/>
+                <w:lang w:val="en-US"/>
+              </w:rPr>
+              <w:t xml:space="preserve"> }}</w:t>
+            </w:r>
+            <w:r>
+              <w:rPr>
+                <w:rFonts w:ascii="Arial" w:hAnsi="Arial" w:cs="Arial"/>
+                <w:sz w:val="16"/>
+                <w:szCs w:val="16"/>
+                <w:lang w:val="en-US"/>
+              </w:rPr>
+              <w:br/>
+            </w:r>
+            <w:r>
+              <w:rPr>
+                <w:rFonts w:ascii="Arial" w:hAnsi="Arial" w:cs="Arial"/>
+                <w:sz w:val="16"/>
+                <w:szCs w:val="16"/>
+              </w:rPr>
+              <w:t>Банк</w:t>
+            </w:r>
+            <w:r>
+              <w:rPr>
+                <w:rFonts w:ascii="Arial" w:hAnsi="Arial" w:cs="Arial"/>
+                <w:sz w:val="16"/>
+                <w:szCs w:val="16"/>
+                <w:lang w:val="en-US"/>
+              </w:rPr>
+              <w:t>:</w:t>
+            </w:r>
+            <w:r>
+              <w:rPr>
+                <w:rFonts w:ascii="Arial" w:hAnsi="Arial" w:cs="Arial"/>
+                <w:sz w:val="16"/>
+                <w:szCs w:val="16"/>
+                <w:lang w:val="en-US"/>
+              </w:rPr>
+              <w:t xml:space="preserve"> </w:t>
+            </w:r>
+            <w:r>
+              <w:rPr>
+                <w:rFonts w:ascii="Arial" w:hAnsi="Arial" w:cs="Arial"/>
+                <w:sz w:val="16"/>
+                <w:szCs w:val="16"/>
+                <w:lang w:val="en-US"/>
+              </w:rPr>
+              <w:t>{{ own_bank_name }}</w:t>
+            </w:r>
+          </w:p>
+          <w:p>
+            <w:pPr>
+              <w:rPr>
+                <w:rFonts w:ascii="Arial" w:hAnsi="Arial" w:cs="Arial"/>
+                <w:sz w:val="16"/>
+                <w:szCs w:val="16"/>
+                <w:lang w:val="en-US"/>
+              </w:rPr>
+            </w:pPr>
+            <w:r>
+              <w:rPr>
+                <w:rFonts w:ascii="Arial" w:hAnsi="Arial" w:cs="Arial"/>
+                <w:sz w:val="16"/>
+                <w:szCs w:val="16"/>
+              </w:rPr>
+              <w:t>к</w:t>
+            </w:r>
+            <w:r>
+              <w:rPr>
+                <w:rFonts w:ascii="Arial" w:hAnsi="Arial" w:cs="Arial"/>
+                <w:sz w:val="16"/>
+                <w:szCs w:val="16"/>
+                <w:lang w:val="en-US"/>
+              </w:rPr>
+              <w:t>/</w:t>
+            </w:r>
+            <w:r>
+              <w:rPr>
+                <w:rFonts w:ascii="Arial" w:hAnsi="Arial" w:cs="Arial"/>
+                <w:sz w:val="16"/>
+                <w:szCs w:val="16"/>
+              </w:rPr>
+              <w:t>с</w:t>
+            </w:r>
+            <w:r>
+              <w:rPr>
+                <w:rFonts w:ascii="Arial" w:hAnsi="Arial" w:cs="Arial"/>
+                <w:sz w:val="16"/>
+                <w:szCs w:val="16"/>
+                <w:lang w:val="en-US"/>
+              </w:rPr>
+              <w:t>:</w:t>
+            </w:r>
+            <w:r>
+              <w:rPr>
+                <w:rFonts w:ascii="Arial" w:hAnsi="Arial" w:cs="Arial"/>
+                <w:sz w:val="16"/>
+                <w:szCs w:val="16"/>
+                <w:lang w:val="en-US"/>
+              </w:rPr>
+              <w:t xml:space="preserve"> </w:t>
+            </w:r>
+            <w:r>
+              <w:rPr>
+                <w:rFonts w:ascii="Arial" w:hAnsi="Arial" w:cs="Arial"/>
+                <w:sz w:val="16"/>
+                <w:szCs w:val="16"/>
+                <w:lang w:val="en-US"/>
+              </w:rPr>
+              <w:t>{{ own_ks }}</w:t>
+            </w:r>
+            <w:r>
+              <w:rPr>
+                <w:rFonts w:ascii="Arial" w:hAnsi="Arial" w:cs="Arial"/>
+                <w:sz w:val="16"/>
+                <w:szCs w:val="16"/>
+                <w:lang w:val="en-US"/>
+              </w:rPr>
+              <w:br/>
+            </w:r>
+            <w:r>
+              <w:rPr>
+                <w:rFonts w:ascii="Arial" w:hAnsi="Arial" w:cs="Arial"/>
+                <w:sz w:val="16"/>
+                <w:szCs w:val="16"/>
+              </w:rPr>
+              <w:t>БИК</w:t>
+            </w:r>
+            <w:r>
+              <w:rPr>
+                <w:rFonts w:ascii="Arial" w:hAnsi="Arial" w:cs="Arial"/>
+                <w:sz w:val="16"/>
+                <w:szCs w:val="16"/>
+                <w:lang w:val="en-US"/>
+              </w:rPr>
+              <w:t>:</w:t>
+            </w:r>
+            <w:r>
+              <w:rPr>
+                <w:rFonts w:ascii="Arial" w:hAnsi="Arial" w:cs="Arial"/>
+                <w:sz w:val="16"/>
+                <w:szCs w:val="16"/>
+                <w:lang w:val="en-US"/>
+              </w:rPr>
+              <w:t xml:space="preserve"> </w:t>
+            </w:r>
+            <w:r>
+              <w:rPr>
+                <w:rFonts w:ascii="Arial" w:hAnsi="Arial" w:cs="Arial"/>
+                <w:sz w:val="16"/>
+                <w:szCs w:val="16"/>
+                <w:lang w:val="en-US"/>
+              </w:rPr>
+              <w:t>{{ own_bik }}</w:t>
+            </w:r>
+          </w:p>
+          <w:p>
+            <w:pPr>
+              <w:rPr>
+                <w:rFonts w:ascii="Arial" w:hAnsi="Arial" w:cs="Arial"/>
+                <w:sz w:val="16"/>
+                <w:szCs w:val="16"/>
+                <w:lang w:val="en-US"/>
+              </w:rPr>
+            </w:pPr>
+          </w:p>
         </w:tc>
         <w:tc>
           <w:tcPr>
@@ -3352,6 +3601,215 @@
                 <w:lang w:val="en-US"/>
               </w:rPr>
             </w:pPr>
+          </w:p>
+          <w:p>
+            <w:pPr>
+              <w:rPr>
+                <w:rFonts w:ascii="Arial" w:hAnsi="Arial" w:cs="Arial"/>
+                <w:sz w:val="16"/>
+                <w:szCs w:val="16"/>
+                <w:lang w:val="en-US"/>
+              </w:rPr>
+            </w:pPr>
+            <w:r>
+              <w:rPr>
+                <w:rFonts w:ascii="Arial" w:hAnsi="Arial" w:cs="Arial"/>
+                <w:sz w:val="16"/>
+                <w:szCs w:val="16"/>
+              </w:rPr>
+              <w:t>Р</w:t>
+            </w:r>
+            <w:r>
+              <w:rPr>
+                <w:rFonts w:ascii="Arial" w:hAnsi="Arial" w:cs="Arial"/>
+                <w:sz w:val="16"/>
+                <w:szCs w:val="16"/>
+                <w:lang w:val="en-US"/>
+              </w:rPr>
+              <w:t>/</w:t>
+            </w:r>
+            <w:r>
+              <w:rPr>
+                <w:rFonts w:ascii="Arial" w:hAnsi="Arial" w:cs="Arial"/>
+                <w:sz w:val="16"/>
+                <w:szCs w:val="16"/>
+              </w:rPr>
+              <w:t>с</w:t>
+            </w:r>
+            <w:r>
+              <w:rPr>
+                <w:rFonts w:ascii="Arial" w:hAnsi="Arial" w:cs="Arial"/>
+                <w:sz w:val="16"/>
+                <w:szCs w:val="16"/>
+                <w:lang w:val="en-US"/>
+              </w:rPr>
+              <w:t>:</w:t>
+            </w:r>
+            <w:r>
+              <w:rPr>
+                <w:lang w:val="en-US"/>
+              </w:rPr>
+              <w:t xml:space="preserve"> </w:t>
+            </w:r>
+            <w:r>
+              <w:rPr>
+                <w:rFonts w:ascii="Arial" w:hAnsi="Arial" w:cs="Arial"/>
+                <w:sz w:val="16"/>
+                <w:szCs w:val="16"/>
+                <w:lang w:val="en-US"/>
+              </w:rPr>
+              <w:t>{{ cparty_rs }}</w:t>
+            </w:r>
+            <w:r>
+              <w:rPr>
+                <w:rFonts w:ascii="Arial" w:hAnsi="Arial" w:cs="Arial"/>
+                <w:sz w:val="16"/>
+                <w:szCs w:val="16"/>
+                <w:lang w:val="en-US"/>
+              </w:rPr>
+              <w:br/>
+            </w:r>
+            <w:r>
+              <w:rPr>
+                <w:rFonts w:ascii="Arial" w:hAnsi="Arial" w:cs="Arial"/>
+                <w:sz w:val="16"/>
+                <w:szCs w:val="16"/>
+              </w:rPr>
+              <w:t>Банк</w:t>
+            </w:r>
+            <w:r>
+              <w:rPr>
+                <w:rFonts w:ascii="Arial" w:hAnsi="Arial" w:cs="Arial"/>
+                <w:sz w:val="16"/>
+                <w:szCs w:val="16"/>
+                <w:lang w:val="en-US"/>
+              </w:rPr>
+              <w:t>:</w:t>
+            </w:r>
+            <w:r>
+              <w:rPr>
+                <w:rFonts w:ascii="Arial" w:hAnsi="Arial" w:cs="Arial"/>
+                <w:sz w:val="16"/>
+                <w:szCs w:val="16"/>
+                <w:lang w:val="en-US"/>
+              </w:rPr>
+              <w:t xml:space="preserve"> </w:t>
+            </w:r>
+            <w:r>
+              <w:rPr>
+                <w:rFonts w:ascii="Arial" w:hAnsi="Arial" w:cs="Arial"/>
+                <w:sz w:val="16"/>
+                <w:szCs w:val="16"/>
+                <w:lang w:val="en-US"/>
+              </w:rPr>
+              <w:t>{{ cparty_bank_name }}</w:t>
+            </w:r>
+          </w:p>
+          <w:p>
+            <w:pPr>
+              <w:rPr>
+                <w:rFonts w:ascii="Arial" w:hAnsi="Arial" w:cs="Arial"/>
+                <w:sz w:val="16"/>
+                <w:szCs w:val="16"/>
+                <w:lang w:val="en-US"/>
+              </w:rPr>
+            </w:pPr>
+            <w:r>
+              <w:rPr>
+                <w:rFonts w:ascii="Arial" w:hAnsi="Arial" w:cs="Arial"/>
+                <w:sz w:val="16"/>
+                <w:szCs w:val="16"/>
+              </w:rPr>
+              <w:t>к</w:t>
+            </w:r>
+            <w:r>
+              <w:rPr>
+                <w:rFonts w:ascii="Arial" w:hAnsi="Arial" w:cs="Arial"/>
+                <w:sz w:val="16"/>
+                <w:szCs w:val="16"/>
+                <w:lang w:val="en-US"/>
+              </w:rPr>
+              <w:t>/</w:t>
+            </w:r>
+            <w:r>
+              <w:rPr>
+                <w:rFonts w:ascii="Arial" w:hAnsi="Arial" w:cs="Arial"/>
+                <w:sz w:val="16"/>
+                <w:szCs w:val="16"/>
+              </w:rPr>
+              <w:t>с</w:t>
+            </w:r>
+            <w:r>
+              <w:rPr>
+                <w:rFonts w:ascii="Arial" w:hAnsi="Arial" w:cs="Arial"/>
+                <w:sz w:val="16"/>
+                <w:szCs w:val="16"/>
+                <w:lang w:val="en-US"/>
+              </w:rPr>
+              <w:t>:</w:t>
+            </w:r>
+            <w:r>
+              <w:rPr>
+                <w:rFonts w:ascii="Arial" w:hAnsi="Arial" w:cs="Arial"/>
+                <w:sz w:val="16"/>
+                <w:szCs w:val="16"/>
+                <w:lang w:val="en-US"/>
+              </w:rPr>
+              <w:t xml:space="preserve"> </w:t>
+            </w:r>
+            <w:r>
+              <w:rPr>
+                <w:rFonts w:ascii="Arial" w:hAnsi="Arial" w:cs="Arial"/>
+                <w:sz w:val="16"/>
+                <w:szCs w:val="16"/>
+                <w:lang w:val="en-US"/>
+              </w:rPr>
+              <w:t>{{ cparty_ks }}</w:t>
+            </w:r>
+            <w:r>
+              <w:rPr>
+                <w:rFonts w:ascii="Arial" w:hAnsi="Arial" w:cs="Arial"/>
+                <w:sz w:val="16"/>
+                <w:szCs w:val="16"/>
+                <w:lang w:val="en-US"/>
+              </w:rPr>
+              <w:br/>
+            </w:r>
+            <w:r>
+              <w:rPr>
+                <w:rFonts w:ascii="Arial" w:hAnsi="Arial" w:cs="Arial"/>
+                <w:sz w:val="16"/>
+                <w:szCs w:val="16"/>
+              </w:rPr>
+              <w:t>БИК</w:t>
+            </w:r>
+            <w:r>
+              <w:rPr>
+                <w:rFonts w:ascii="Arial" w:hAnsi="Arial" w:cs="Arial"/>
+                <w:sz w:val="16"/>
+                <w:szCs w:val="16"/>
+                <w:lang w:val="en-US"/>
+              </w:rPr>
+              <w:t>:</w:t>
+            </w:r>
+            <w:r>
+              <w:rPr>
+                <w:rFonts w:ascii="Arial" w:hAnsi="Arial" w:cs="Arial"/>
+                <w:sz w:val="16"/>
+                <w:szCs w:val="16"/>
+                <w:lang w:val="en-US"/>
+              </w:rPr>
+              <w:t xml:space="preserve"> </w:t>
+            </w:r>
+            <w:r>
+              <w:rPr>
+                <w:rFonts w:ascii="Arial" w:hAnsi="Arial" w:cs="Arial"/>
+                <w:sz w:val="16"/>
+                <w:szCs w:val="16"/>
+                <w:lang w:val="en-US"/>
+              </w:rPr>
+              <w:t>{{ cparty_bik }}</w:t>
+            </w:r>
           </w:p>
           <w:p>
             <w:pPr>
@@ -4025,7 +4483,7 @@
   <w:style w:type="paragraph" w:default="1" w:styleId="a">
     <w:name w:val="Normal"/>
     <w:qFormat/>
-    <w:rsid w:val="00D713CF"/>
+    <w:rsid w:val="005C085B"/>
     <w:rPr>
       <w:sz w:val="24"/>
       <w:szCs w:val="24"/>

--- a/templates/docs/agreement_request_template.docx
+++ b/templates/docs/agreement_request_template.docx
@@ -2967,16 +2967,7 @@
                 <w:szCs w:val="16"/>
                 <w:lang w:val="en-US"/>
               </w:rPr>
-              <w:t xml:space="preserve">: </w:t>
-            </w:r>
-            <w:r>
-              <w:rPr>
-                <w:rFonts w:ascii="Arial" w:hAnsi="Arial" w:cs="Arial"/>
-                <w:sz w:val="16"/>
-                <w:szCs w:val="16"/>
-                <w:lang w:val="en-US"/>
-              </w:rPr>
-              <w:t xml:space="preserve">{{ </w:t>
+              <w:t xml:space="preserve">: {{ </w:t>
             </w:r>
             <w:r>
               <w:rPr>
@@ -3047,16 +3038,7 @@
                 <w:szCs w:val="16"/>
                 <w:lang w:val="en-US"/>
               </w:rPr>
-              <w:t xml:space="preserve"> </w:t>
-            </w:r>
-            <w:r>
-              <w:rPr>
-                <w:rFonts w:ascii="Arial" w:hAnsi="Arial" w:cs="Arial"/>
-                <w:sz w:val="16"/>
-                <w:szCs w:val="16"/>
-                <w:lang w:val="en-US"/>
-              </w:rPr>
-              <w:t>{{ own_bank_name }}</w:t>
+              <w:t xml:space="preserve"> {{ own_bank_name }}</w:t>
             </w:r>
           </w:p>
           <w:p>
@@ -3109,16 +3091,7 @@
                 <w:szCs w:val="16"/>
                 <w:lang w:val="en-US"/>
               </w:rPr>
-              <w:t xml:space="preserve"> </w:t>
-            </w:r>
-            <w:r>
-              <w:rPr>
-                <w:rFonts w:ascii="Arial" w:hAnsi="Arial" w:cs="Arial"/>
-                <w:sz w:val="16"/>
-                <w:szCs w:val="16"/>
-                <w:lang w:val="en-US"/>
-              </w:rPr>
-              <w:t>{{ own_ks }}</w:t>
+              <w:t xml:space="preserve"> {{ own_ks }}</w:t>
             </w:r>
             <w:r>
               <w:rPr>
@@ -3153,16 +3126,7 @@
                 <w:szCs w:val="16"/>
                 <w:lang w:val="en-US"/>
               </w:rPr>
-              <w:t xml:space="preserve"> </w:t>
-            </w:r>
-            <w:r>
-              <w:rPr>
-                <w:rFonts w:ascii="Arial" w:hAnsi="Arial" w:cs="Arial"/>
-                <w:sz w:val="16"/>
-                <w:szCs w:val="16"/>
-                <w:lang w:val="en-US"/>
-              </w:rPr>
-              <w:t>{{ own_bik }}</w:t>
+              <w:t xml:space="preserve"> {{ own_bik }}</w:t>
             </w:r>
           </w:p>
           <w:p>
@@ -3693,16 +3657,7 @@
                 <w:szCs w:val="16"/>
                 <w:lang w:val="en-US"/>
               </w:rPr>
-              <w:t xml:space="preserve"> </w:t>
-            </w:r>
-            <w:r>
-              <w:rPr>
-                <w:rFonts w:ascii="Arial" w:hAnsi="Arial" w:cs="Arial"/>
-                <w:sz w:val="16"/>
-                <w:szCs w:val="16"/>
-                <w:lang w:val="en-US"/>
-              </w:rPr>
-              <w:t>{{ cparty_bank_name }}</w:t>
+              <w:t xml:space="preserve"> {{ cparty_bank_name }}</w:t>
             </w:r>
           </w:p>
           <w:p>
@@ -3755,16 +3710,7 @@
                 <w:szCs w:val="16"/>
                 <w:lang w:val="en-US"/>
               </w:rPr>
-              <w:t xml:space="preserve"> </w:t>
-            </w:r>
-            <w:r>
-              <w:rPr>
-                <w:rFonts w:ascii="Arial" w:hAnsi="Arial" w:cs="Arial"/>
-                <w:sz w:val="16"/>
-                <w:szCs w:val="16"/>
-                <w:lang w:val="en-US"/>
-              </w:rPr>
-              <w:t>{{ cparty_ks }}</w:t>
+              <w:t xml:space="preserve"> {{ cparty_ks }}</w:t>
             </w:r>
             <w:r>
               <w:rPr>
@@ -3799,16 +3745,7 @@
                 <w:szCs w:val="16"/>
                 <w:lang w:val="en-US"/>
               </w:rPr>
-              <w:t xml:space="preserve"> </w:t>
-            </w:r>
-            <w:r>
-              <w:rPr>
-                <w:rFonts w:ascii="Arial" w:hAnsi="Arial" w:cs="Arial"/>
-                <w:sz w:val="16"/>
-                <w:szCs w:val="16"/>
-                <w:lang w:val="en-US"/>
-              </w:rPr>
-              <w:t>{{ cparty_bik }}</w:t>
+              <w:t xml:space="preserve"> {{ cparty_bik }}</w:t>
             </w:r>
           </w:p>
           <w:p>
@@ -4179,6 +4116,7 @@
       </w:pPr>
     </w:p>
     <w:sectPr>
+      <w:footerReference w:type="default" r:id="rId6"/>
       <w:pgSz w:w="11906" w:h="16838" w:code="9"/>
       <w:pgMar w:top="567" w:right="567" w:bottom="567" w:left="567" w:header="709" w:footer="709" w:gutter="0"/>
       <w:cols w:space="708"/>
@@ -4186,6 +4124,65 @@
     </w:sectPr>
   </w:body>
 </w:document>
+</file>
+
+<file path=word/endnotes.xml><?xml version="1.0" encoding="utf-8"?>
+<w:endnotes xmlns:wpc="http://schemas.microsoft.com/office/word/2010/wordprocessingCanvas" xmlns:cx="http://schemas.microsoft.com/office/drawing/2014/chartex" xmlns:cx1="http://schemas.microsoft.com/office/drawing/2015/9/8/chartex" xmlns:cx2="http://schemas.microsoft.com/office/drawing/2015/10/21/chartex" xmlns:cx3="http://schemas.microsoft.com/office/drawing/2016/5/9/chartex" xmlns:cx4="http://schemas.microsoft.com/office/drawing/2016/5/10/chartex" xmlns:cx5="http://schemas.microsoft.com/office/drawing/2016/5/11/chartex" xmlns:cx6="http://schemas.microsoft.com/office/drawing/2016/5/12/chartex" xmlns:cx7="http://schemas.microsoft.com/office/drawing/2016/5/13/chartex" xmlns:cx8="http://schemas.microsoft.com/office/drawing/2016/5/14/chartex" xmlns:mc="http://schemas.openxmlformats.org/markup-compatibility/2006" xmlns:aink="http://schemas.microsoft.com/office/drawing/2016/ink" xmlns:am3d="http://schemas.microsoft.com/office/drawing/2017/model3d" xmlns:o="urn:schemas-microsoft-com:office:office" xmlns:r="http://schemas.openxmlformats.org/officeDocument/2006/relationships" xmlns:m="http://schemas.openxmlformats.org/officeDocument/2006/math" xmlns:v="urn:schemas-microsoft-com:vml" xmlns:wp14="http://schemas.microsoft.com/office/word/2010/wordprocessingDrawing" xmlns:wp="http://schemas.openxmlformats.org/drawingml/2006/wordprocessingDrawing" xmlns:w10="urn:schemas-microsoft-com:office:word" xmlns:w="http://schemas.openxmlformats.org/wordprocessingml/2006/main" xmlns:w14="http://schemas.microsoft.com/office/word/2010/wordml" xmlns:w15="http://schemas.microsoft.com/office/word/2012/wordml" xmlns:w16cex="http://schemas.microsoft.com/office/word/2018/wordml/cex" xmlns:w16cid="http://schemas.microsoft.com/office/word/2016/wordml/cid" xmlns:w16="http://schemas.microsoft.com/office/word/2018/wordml" xmlns:w16sdtdh="http://schemas.microsoft.com/office/word/2020/wordml/sdtdatahash" xmlns:w16se="http://schemas.microsoft.com/office/word/2015/wordml/symex" xmlns:wpg="http://schemas.microsoft.com/office/word/2010/wordprocessingGroup" xmlns:wpi="http://schemas.microsoft.com/office/word/2010/wordprocessingInk" xmlns:wne="http://schemas.microsoft.com/office/word/2006/wordml" xmlns:wps="http://schemas.microsoft.com/office/word/2010/wordprocessingShape" mc:Ignorable="w14 w15 w16se w16cid w16 w16cex w16sdtdh wp14">
+  <w:endnote w:type="separator" w:id="-1">
+    <w:p>
+      <w:r>
+        <w:separator/>
+      </w:r>
+    </w:p>
+  </w:endnote>
+  <w:endnote w:type="continuationSeparator" w:id="0">
+    <w:p>
+      <w:r>
+        <w:continuationSeparator/>
+      </w:r>
+    </w:p>
+  </w:endnote>
+</w:endnotes>
+</file>
+
+<file path=word/footer1.xml><?xml version="1.0" encoding="utf-8"?>
+<w:ftr xmlns:wpc="http://schemas.microsoft.com/office/word/2010/wordprocessingCanvas" xmlns:cx="http://schemas.microsoft.com/office/drawing/2014/chartex" xmlns:cx1="http://schemas.microsoft.com/office/drawing/2015/9/8/chartex" xmlns:cx2="http://schemas.microsoft.com/office/drawing/2015/10/21/chartex" xmlns:cx3="http://schemas.microsoft.com/office/drawing/2016/5/9/chartex" xmlns:cx4="http://schemas.microsoft.com/office/drawing/2016/5/10/chartex" xmlns:cx5="http://schemas.microsoft.com/office/drawing/2016/5/11/chartex" xmlns:cx6="http://schemas.microsoft.com/office/drawing/2016/5/12/chartex" xmlns:cx7="http://schemas.microsoft.com/office/drawing/2016/5/13/chartex" xmlns:cx8="http://schemas.microsoft.com/office/drawing/2016/5/14/chartex" xmlns:mc="http://schemas.openxmlformats.org/markup-compatibility/2006" xmlns:aink="http://schemas.microsoft.com/office/drawing/2016/ink" xmlns:am3d="http://schemas.microsoft.com/office/drawing/2017/model3d" xmlns:o="urn:schemas-microsoft-com:office:office" xmlns:r="http://schemas.openxmlformats.org/officeDocument/2006/relationships" xmlns:m="http://schemas.openxmlformats.org/officeDocument/2006/math" xmlns:v="urn:schemas-microsoft-com:vml" xmlns:wp14="http://schemas.microsoft.com/office/word/2010/wordprocessingDrawing" xmlns:wp="http://schemas.openxmlformats.org/drawingml/2006/wordprocessingDrawing" xmlns:w10="urn:schemas-microsoft-com:office:word" xmlns:w="http://schemas.openxmlformats.org/wordprocessingml/2006/main" xmlns:w14="http://schemas.microsoft.com/office/word/2010/wordml" xmlns:w15="http://schemas.microsoft.com/office/word/2012/wordml" xmlns:w16cex="http://schemas.microsoft.com/office/word/2018/wordml/cex" xmlns:w16cid="http://schemas.microsoft.com/office/word/2016/wordml/cid" xmlns:w16="http://schemas.microsoft.com/office/word/2018/wordml" xmlns:w16sdtdh="http://schemas.microsoft.com/office/word/2020/wordml/sdtdatahash" xmlns:w16se="http://schemas.microsoft.com/office/word/2015/wordml/symex" xmlns:wpg="http://schemas.microsoft.com/office/word/2010/wordprocessingGroup" xmlns:wpi="http://schemas.microsoft.com/office/word/2010/wordprocessingInk" xmlns:wne="http://schemas.microsoft.com/office/word/2006/wordml" xmlns:wps="http://schemas.microsoft.com/office/word/2010/wordprocessingShape" mc:Ignorable="w14 w15 w16se w16cid w16 w16cex w16sdtdh wp14">
+  <w:p>
+    <w:pPr>
+      <w:pStyle w:val="a7"/>
+      <w:rPr>
+        <w:sz w:val="16"/>
+        <w:szCs w:val="16"/>
+      </w:rPr>
+    </w:pPr>
+    <w:r>
+      <w:rPr>
+        <w:sz w:val="16"/>
+        <w:szCs w:val="16"/>
+      </w:rPr>
+      <w:t>{{ branding_footer }}</w:t>
+    </w:r>
+  </w:p>
+</w:ftr>
+</file>
+
+<file path=word/footnotes.xml><?xml version="1.0" encoding="utf-8"?>
+<w:footnotes xmlns:wpc="http://schemas.microsoft.com/office/word/2010/wordprocessingCanvas" xmlns:cx="http://schemas.microsoft.com/office/drawing/2014/chartex" xmlns:cx1="http://schemas.microsoft.com/office/drawing/2015/9/8/chartex" xmlns:cx2="http://schemas.microsoft.com/office/drawing/2015/10/21/chartex" xmlns:cx3="http://schemas.microsoft.com/office/drawing/2016/5/9/chartex" xmlns:cx4="http://schemas.microsoft.com/office/drawing/2016/5/10/chartex" xmlns:cx5="http://schemas.microsoft.com/office/drawing/2016/5/11/chartex" xmlns:cx6="http://schemas.microsoft.com/office/drawing/2016/5/12/chartex" xmlns:cx7="http://schemas.microsoft.com/office/drawing/2016/5/13/chartex" xmlns:cx8="http://schemas.microsoft.com/office/drawing/2016/5/14/chartex" xmlns:mc="http://schemas.openxmlformats.org/markup-compatibility/2006" xmlns:aink="http://schemas.microsoft.com/office/drawing/2016/ink" xmlns:am3d="http://schemas.microsoft.com/office/drawing/2017/model3d" xmlns:o="urn:schemas-microsoft-com:office:office" xmlns:r="http://schemas.openxmlformats.org/officeDocument/2006/relationships" xmlns:m="http://schemas.openxmlformats.org/officeDocument/2006/math" xmlns:v="urn:schemas-microsoft-com:vml" xmlns:wp14="http://schemas.microsoft.com/office/word/2010/wordprocessingDrawing" xmlns:wp="http://schemas.openxmlformats.org/drawingml/2006/wordprocessingDrawing" xmlns:w10="urn:schemas-microsoft-com:office:word" xmlns:w="http://schemas.openxmlformats.org/wordprocessingml/2006/main" xmlns:w14="http://schemas.microsoft.com/office/word/2010/wordml" xmlns:w15="http://schemas.microsoft.com/office/word/2012/wordml" xmlns:w16cex="http://schemas.microsoft.com/office/word/2018/wordml/cex" xmlns:w16cid="http://schemas.microsoft.com/office/word/2016/wordml/cid" xmlns:w16="http://schemas.microsoft.com/office/word/2018/wordml" xmlns:w16sdtdh="http://schemas.microsoft.com/office/word/2020/wordml/sdtdatahash" xmlns:w16se="http://schemas.microsoft.com/office/word/2015/wordml/symex" xmlns:wpg="http://schemas.microsoft.com/office/word/2010/wordprocessingGroup" xmlns:wpi="http://schemas.microsoft.com/office/word/2010/wordprocessingInk" xmlns:wne="http://schemas.microsoft.com/office/word/2006/wordml" xmlns:wps="http://schemas.microsoft.com/office/word/2010/wordprocessingShape" mc:Ignorable="w14 w15 w16se w16cid w16 w16cex w16sdtdh wp14">
+  <w:footnote w:type="separator" w:id="-1">
+    <w:p>
+      <w:r>
+        <w:separator/>
+      </w:r>
+    </w:p>
+  </w:footnote>
+  <w:footnote w:type="continuationSeparator" w:id="0">
+    <w:p>
+      <w:r>
+        <w:continuationSeparator/>
+      </w:r>
+    </w:p>
+  </w:footnote>
+</w:footnotes>
 </file>
 
 <file path=word/styles.xml><?xml version="1.0" encoding="utf-8"?>
@@ -4539,6 +4536,50 @@
       <w:u w:val="single"/>
     </w:rPr>
   </w:style>
+  <w:style w:type="paragraph" w:styleId="a5">
+    <w:name w:val="header"/>
+    <w:basedOn w:val="a"/>
+    <w:link w:val="a6"/>
+    <w:rsid w:val="00AA2820"/>
+    <w:pPr>
+      <w:tabs>
+        <w:tab w:val="center" w:pos="4677"/>
+        <w:tab w:val="right" w:pos="9355"/>
+      </w:tabs>
+    </w:pPr>
+  </w:style>
+  <w:style w:type="character" w:customStyle="1" w:styleId="a6">
+    <w:name w:val="Верхний колонтитул Знак"/>
+    <w:basedOn w:val="a0"/>
+    <w:link w:val="a5"/>
+    <w:rsid w:val="00AA2820"/>
+    <w:rPr>
+      <w:sz w:val="24"/>
+      <w:szCs w:val="24"/>
+    </w:rPr>
+  </w:style>
+  <w:style w:type="paragraph" w:styleId="a7">
+    <w:name w:val="footer"/>
+    <w:basedOn w:val="a"/>
+    <w:link w:val="a8"/>
+    <w:rsid w:val="00AA2820"/>
+    <w:pPr>
+      <w:tabs>
+        <w:tab w:val="center" w:pos="4677"/>
+        <w:tab w:val="right" w:pos="9355"/>
+      </w:tabs>
+    </w:pPr>
+  </w:style>
+  <w:style w:type="character" w:customStyle="1" w:styleId="a8">
+    <w:name w:val="Нижний колонтитул Знак"/>
+    <w:basedOn w:val="a0"/>
+    <w:link w:val="a7"/>
+    <w:rsid w:val="00AA2820"/>
+    <w:rPr>
+      <w:sz w:val="24"/>
+      <w:szCs w:val="24"/>
+    </w:rPr>
+  </w:style>
 </w:styles>
 </file>
 

--- a/templates/docs/agreement_request_template.docx
+++ b/templates/docs/agreement_request_template.docx
@@ -1784,52 +1784,47 @@
                 <w:szCs w:val="20"/>
                 <w:lang w:val="en-US"/>
               </w:rPr>
-              <w:t xml:space="preserve">{{ </w:t>
-            </w:r>
-            <w:r>
-              <w:rPr>
-                <w:rFonts w:ascii="Arial" w:hAnsi="Arial" w:cs="Arial"/>
-                <w:sz w:val="20"/>
-                <w:szCs w:val="20"/>
-                <w:lang w:val="en-US"/>
-              </w:rPr>
-              <w:t>payment_type</w:t>
-            </w:r>
-            <w:r>
-              <w:rPr>
-                <w:rFonts w:ascii="Arial" w:hAnsi="Arial" w:cs="Arial"/>
-                <w:sz w:val="20"/>
-                <w:szCs w:val="20"/>
-                <w:lang w:val="en-US"/>
-              </w:rPr>
-              <w:t xml:space="preserve"> }}</w:t>
-            </w:r>
-            <w:r>
-              <w:rPr>
-                <w:rFonts w:ascii="Arial" w:hAnsi="Arial" w:cs="Arial"/>
-                <w:sz w:val="20"/>
-                <w:szCs w:val="20"/>
-                <w:lang w:val="en-US"/>
-              </w:rPr>
-              <w:t xml:space="preserve"> {{ </w:t>
-            </w:r>
-            <w:r>
-              <w:rPr>
-                <w:rFonts w:ascii="Arial" w:hAnsi="Arial" w:cs="Arial"/>
-                <w:sz w:val="20"/>
-                <w:szCs w:val="20"/>
-                <w:lang w:val="en-US"/>
-              </w:rPr>
-              <w:t>payment_condition</w:t>
-            </w:r>
-            <w:r>
-              <w:rPr>
-                <w:rFonts w:ascii="Arial" w:hAnsi="Arial" w:cs="Arial"/>
-                <w:sz w:val="20"/>
-                <w:szCs w:val="20"/>
-                <w:lang w:val="en-US"/>
-              </w:rPr>
-              <w:t xml:space="preserve"> }}</w:t>
+              <w:t>{{ payment_terms_text }}</w:t>
+            </w:r>
+            <w:r>
+              <w:rPr>
+                <w:rFonts w:ascii="Arial" w:hAnsi="Arial" w:cs="Arial"/>
+                <w:sz w:val="20"/>
+                <w:szCs w:val="20"/>
+                <w:lang w:val="en-US"/>
+              </w:rPr>
+            </w:r>
+            <w:r>
+              <w:rPr>
+                <w:rFonts w:ascii="Arial" w:hAnsi="Arial" w:cs="Arial"/>
+                <w:sz w:val="20"/>
+                <w:szCs w:val="20"/>
+                <w:lang w:val="en-US"/>
+              </w:rPr>
+            </w:r>
+            <w:r>
+              <w:rPr>
+                <w:rFonts w:ascii="Arial" w:hAnsi="Arial" w:cs="Arial"/>
+                <w:sz w:val="20"/>
+                <w:szCs w:val="20"/>
+                <w:lang w:val="en-US"/>
+              </w:rPr>
+            </w:r>
+            <w:r>
+              <w:rPr>
+                <w:rFonts w:ascii="Arial" w:hAnsi="Arial" w:cs="Arial"/>
+                <w:sz w:val="20"/>
+                <w:szCs w:val="20"/>
+                <w:lang w:val="en-US"/>
+              </w:rPr>
+            </w:r>
+            <w:r>
+              <w:rPr>
+                <w:rFonts w:ascii="Arial" w:hAnsi="Arial" w:cs="Arial"/>
+                <w:sz w:val="20"/>
+                <w:szCs w:val="20"/>
+                <w:lang w:val="en-US"/>
+              </w:rPr>
             </w:r>
           </w:p>
         </w:tc>
